--- a/Proyecto final de SMR Sistema de monitorización/plantillaAnteproyecto2.docx
+++ b/Proyecto final de SMR Sistema de monitorización/plantillaAnteproyecto2.docx
@@ -254,8 +254,6 @@
             </w:tabs>
             <w:rPr>
               <w:rFonts w:eastAsiaTheme="minorEastAsia"/>
-              <w:b/>
-              <w:bCs/>
               <w:noProof/>
               <w:lang w:eastAsia="es-ES"/>
             </w:rPr>
@@ -282,12 +280,10 @@
             </w:rPr>
             <w:fldChar w:fldCharType="separate"/>
           </w:r>
-          <w:hyperlink w:anchor="_Toc222492215" w:history="1">
+          <w:hyperlink w:anchor="_Toc222826430" w:history="1">
             <w:r>
               <w:rPr>
                 <w:rStyle w:val="Hipervnculo"/>
-                <w:b/>
-                <w:bCs/>
                 <w:noProof/>
               </w:rPr>
               <w:t>1.</w:t>
@@ -295,8 +291,6 @@
             <w:r>
               <w:rPr>
                 <w:rFonts w:eastAsiaTheme="minorEastAsia"/>
-                <w:b/>
-                <w:bCs/>
                 <w:noProof/>
                 <w:lang w:eastAsia="es-ES"/>
               </w:rPr>
@@ -305,16 +299,12 @@
             <w:r>
               <w:rPr>
                 <w:rStyle w:val="Hipervnculo"/>
-                <w:b/>
-                <w:bCs/>
                 <w:noProof/>
               </w:rPr>
               <w:t>Título del proyecto</w:t>
             </w:r>
             <w:r>
               <w:rPr>
-                <w:b/>
-                <w:bCs/>
                 <w:noProof/>
                 <w:webHidden/>
               </w:rPr>
@@ -322,8 +312,6 @@
             </w:r>
             <w:r>
               <w:rPr>
-                <w:b/>
-                <w:bCs/>
                 <w:noProof/>
                 <w:webHidden/>
               </w:rPr>
@@ -331,25 +319,19 @@
             </w:r>
             <w:r>
               <w:rPr>
-                <w:b/>
-                <w:bCs/>
-                <w:noProof/>
-                <w:webHidden/>
-              </w:rPr>
-              <w:instrText xml:space="preserve"> PAGEREF _Toc222492215 \h </w:instrText>
-            </w:r>
-            <w:r>
-              <w:rPr>
-                <w:b/>
-                <w:bCs/>
-                <w:noProof/>
-                <w:webHidden/>
-              </w:rPr>
-            </w:r>
-            <w:r>
-              <w:rPr>
-                <w:b/>
-                <w:bCs/>
+                <w:noProof/>
+                <w:webHidden/>
+              </w:rPr>
+              <w:instrText xml:space="preserve"> PAGEREF _Toc222826430 \h </w:instrText>
+            </w:r>
+            <w:r>
+              <w:rPr>
+                <w:noProof/>
+                <w:webHidden/>
+              </w:rPr>
+            </w:r>
+            <w:r>
+              <w:rPr>
                 <w:noProof/>
                 <w:webHidden/>
               </w:rPr>
@@ -357,8 +339,6 @@
             </w:r>
             <w:r>
               <w:rPr>
-                <w:b/>
-                <w:bCs/>
                 <w:noProof/>
                 <w:webHidden/>
               </w:rPr>
@@ -366,8 +346,6 @@
             </w:r>
             <w:r>
               <w:rPr>
-                <w:b/>
-                <w:bCs/>
                 <w:noProof/>
                 <w:webHidden/>
               </w:rPr>
@@ -384,18 +362,14 @@
             </w:tabs>
             <w:rPr>
               <w:rFonts w:eastAsiaTheme="minorEastAsia"/>
-              <w:b/>
-              <w:bCs/>
               <w:noProof/>
               <w:lang w:eastAsia="es-ES"/>
             </w:rPr>
           </w:pPr>
-          <w:hyperlink w:anchor="_Toc222492216" w:history="1">
+          <w:hyperlink w:anchor="_Toc222826431" w:history="1">
             <w:r>
               <w:rPr>
                 <w:rStyle w:val="Hipervnculo"/>
-                <w:b/>
-                <w:bCs/>
                 <w:noProof/>
               </w:rPr>
               <w:t>2.</w:t>
@@ -403,8 +377,6 @@
             <w:r>
               <w:rPr>
                 <w:rFonts w:eastAsiaTheme="minorEastAsia"/>
-                <w:b/>
-                <w:bCs/>
                 <w:noProof/>
                 <w:lang w:eastAsia="es-ES"/>
               </w:rPr>
@@ -413,16 +385,12 @@
             <w:r>
               <w:rPr>
                 <w:rStyle w:val="Hipervnculo"/>
-                <w:b/>
-                <w:bCs/>
                 <w:noProof/>
               </w:rPr>
               <w:t>Participantes</w:t>
             </w:r>
             <w:r>
               <w:rPr>
-                <w:b/>
-                <w:bCs/>
                 <w:noProof/>
                 <w:webHidden/>
               </w:rPr>
@@ -430,8 +398,6 @@
             </w:r>
             <w:r>
               <w:rPr>
-                <w:b/>
-                <w:bCs/>
                 <w:noProof/>
                 <w:webHidden/>
               </w:rPr>
@@ -439,25 +405,19 @@
             </w:r>
             <w:r>
               <w:rPr>
-                <w:b/>
-                <w:bCs/>
-                <w:noProof/>
-                <w:webHidden/>
-              </w:rPr>
-              <w:instrText xml:space="preserve"> PAGEREF _Toc222492216 \h </w:instrText>
-            </w:r>
-            <w:r>
-              <w:rPr>
-                <w:b/>
-                <w:bCs/>
-                <w:noProof/>
-                <w:webHidden/>
-              </w:rPr>
-            </w:r>
-            <w:r>
-              <w:rPr>
-                <w:b/>
-                <w:bCs/>
+                <w:noProof/>
+                <w:webHidden/>
+              </w:rPr>
+              <w:instrText xml:space="preserve"> PAGEREF _Toc222826431 \h </w:instrText>
+            </w:r>
+            <w:r>
+              <w:rPr>
+                <w:noProof/>
+                <w:webHidden/>
+              </w:rPr>
+            </w:r>
+            <w:r>
+              <w:rPr>
                 <w:noProof/>
                 <w:webHidden/>
               </w:rPr>
@@ -465,8 +425,6 @@
             </w:r>
             <w:r>
               <w:rPr>
-                <w:b/>
-                <w:bCs/>
                 <w:noProof/>
                 <w:webHidden/>
               </w:rPr>
@@ -474,8 +432,6 @@
             </w:r>
             <w:r>
               <w:rPr>
-                <w:b/>
-                <w:bCs/>
                 <w:noProof/>
                 <w:webHidden/>
               </w:rPr>
@@ -492,18 +448,14 @@
             </w:tabs>
             <w:rPr>
               <w:rFonts w:eastAsiaTheme="minorEastAsia"/>
-              <w:b/>
-              <w:bCs/>
               <w:noProof/>
               <w:lang w:eastAsia="es-ES"/>
             </w:rPr>
           </w:pPr>
-          <w:hyperlink w:anchor="_Toc222492217" w:history="1">
+          <w:hyperlink w:anchor="_Toc222826432" w:history="1">
             <w:r>
               <w:rPr>
                 <w:rStyle w:val="Hipervnculo"/>
-                <w:b/>
-                <w:bCs/>
                 <w:noProof/>
               </w:rPr>
               <w:t>3.</w:t>
@@ -511,8 +463,6 @@
             <w:r>
               <w:rPr>
                 <w:rFonts w:eastAsiaTheme="minorEastAsia"/>
-                <w:b/>
-                <w:bCs/>
                 <w:noProof/>
                 <w:lang w:eastAsia="es-ES"/>
               </w:rPr>
@@ -521,16 +471,12 @@
             <w:r>
               <w:rPr>
                 <w:rStyle w:val="Hipervnculo"/>
-                <w:b/>
-                <w:bCs/>
                 <w:noProof/>
               </w:rPr>
               <w:t>Tutor/a del proyecto</w:t>
             </w:r>
             <w:r>
               <w:rPr>
-                <w:b/>
-                <w:bCs/>
                 <w:noProof/>
                 <w:webHidden/>
               </w:rPr>
@@ -538,8 +484,6 @@
             </w:r>
             <w:r>
               <w:rPr>
-                <w:b/>
-                <w:bCs/>
                 <w:noProof/>
                 <w:webHidden/>
               </w:rPr>
@@ -547,25 +491,19 @@
             </w:r>
             <w:r>
               <w:rPr>
-                <w:b/>
-                <w:bCs/>
-                <w:noProof/>
-                <w:webHidden/>
-              </w:rPr>
-              <w:instrText xml:space="preserve"> PAGEREF _Toc222492217 \h </w:instrText>
-            </w:r>
-            <w:r>
-              <w:rPr>
-                <w:b/>
-                <w:bCs/>
-                <w:noProof/>
-                <w:webHidden/>
-              </w:rPr>
-            </w:r>
-            <w:r>
-              <w:rPr>
-                <w:b/>
-                <w:bCs/>
+                <w:noProof/>
+                <w:webHidden/>
+              </w:rPr>
+              <w:instrText xml:space="preserve"> PAGEREF _Toc222826432 \h </w:instrText>
+            </w:r>
+            <w:r>
+              <w:rPr>
+                <w:noProof/>
+                <w:webHidden/>
+              </w:rPr>
+            </w:r>
+            <w:r>
+              <w:rPr>
                 <w:noProof/>
                 <w:webHidden/>
               </w:rPr>
@@ -573,8 +511,6 @@
             </w:r>
             <w:r>
               <w:rPr>
-                <w:b/>
-                <w:bCs/>
                 <w:noProof/>
                 <w:webHidden/>
               </w:rPr>
@@ -582,8 +518,6 @@
             </w:r>
             <w:r>
               <w:rPr>
-                <w:b/>
-                <w:bCs/>
                 <w:noProof/>
                 <w:webHidden/>
               </w:rPr>
@@ -600,18 +534,14 @@
             </w:tabs>
             <w:rPr>
               <w:rFonts w:eastAsiaTheme="minorEastAsia"/>
-              <w:b/>
-              <w:bCs/>
               <w:noProof/>
               <w:lang w:eastAsia="es-ES"/>
             </w:rPr>
           </w:pPr>
-          <w:hyperlink w:anchor="_Toc222492218" w:history="1">
+          <w:hyperlink w:anchor="_Toc222826433" w:history="1">
             <w:r>
               <w:rPr>
                 <w:rStyle w:val="Hipervnculo"/>
-                <w:b/>
-                <w:bCs/>
                 <w:noProof/>
               </w:rPr>
               <w:t>4.</w:t>
@@ -619,8 +549,6 @@
             <w:r>
               <w:rPr>
                 <w:rFonts w:eastAsiaTheme="minorEastAsia"/>
-                <w:b/>
-                <w:bCs/>
                 <w:noProof/>
                 <w:lang w:eastAsia="es-ES"/>
               </w:rPr>
@@ -629,16 +557,12 @@
             <w:r>
               <w:rPr>
                 <w:rStyle w:val="Hipervnculo"/>
-                <w:b/>
-                <w:bCs/>
                 <w:noProof/>
               </w:rPr>
               <w:t>Descripción del proyecto</w:t>
             </w:r>
             <w:r>
               <w:rPr>
-                <w:b/>
-                <w:bCs/>
                 <w:noProof/>
                 <w:webHidden/>
               </w:rPr>
@@ -646,8 +570,6 @@
             </w:r>
             <w:r>
               <w:rPr>
-                <w:b/>
-                <w:bCs/>
                 <w:noProof/>
                 <w:webHidden/>
               </w:rPr>
@@ -655,25 +577,19 @@
             </w:r>
             <w:r>
               <w:rPr>
-                <w:b/>
-                <w:bCs/>
-                <w:noProof/>
-                <w:webHidden/>
-              </w:rPr>
-              <w:instrText xml:space="preserve"> PAGEREF _Toc222492218 \h </w:instrText>
-            </w:r>
-            <w:r>
-              <w:rPr>
-                <w:b/>
-                <w:bCs/>
-                <w:noProof/>
-                <w:webHidden/>
-              </w:rPr>
-            </w:r>
-            <w:r>
-              <w:rPr>
-                <w:b/>
-                <w:bCs/>
+                <w:noProof/>
+                <w:webHidden/>
+              </w:rPr>
+              <w:instrText xml:space="preserve"> PAGEREF _Toc222826433 \h </w:instrText>
+            </w:r>
+            <w:r>
+              <w:rPr>
+                <w:noProof/>
+                <w:webHidden/>
+              </w:rPr>
+            </w:r>
+            <w:r>
+              <w:rPr>
                 <w:noProof/>
                 <w:webHidden/>
               </w:rPr>
@@ -681,8 +597,6 @@
             </w:r>
             <w:r>
               <w:rPr>
-                <w:b/>
-                <w:bCs/>
                 <w:noProof/>
                 <w:webHidden/>
               </w:rPr>
@@ -690,8 +604,6 @@
             </w:r>
             <w:r>
               <w:rPr>
-                <w:b/>
-                <w:bCs/>
                 <w:noProof/>
                 <w:webHidden/>
               </w:rPr>
@@ -708,18 +620,14 @@
             </w:tabs>
             <w:rPr>
               <w:rFonts w:eastAsiaTheme="minorEastAsia"/>
-              <w:b/>
-              <w:bCs/>
               <w:noProof/>
               <w:lang w:eastAsia="es-ES"/>
             </w:rPr>
           </w:pPr>
-          <w:hyperlink w:anchor="_Toc222492219" w:history="1">
+          <w:hyperlink w:anchor="_Toc222826434" w:history="1">
             <w:r>
               <w:rPr>
                 <w:rStyle w:val="Hipervnculo"/>
-                <w:b/>
-                <w:bCs/>
                 <w:noProof/>
               </w:rPr>
               <w:t>5.</w:t>
@@ -727,8 +635,6 @@
             <w:r>
               <w:rPr>
                 <w:rFonts w:eastAsiaTheme="minorEastAsia"/>
-                <w:b/>
-                <w:bCs/>
                 <w:noProof/>
                 <w:lang w:eastAsia="es-ES"/>
               </w:rPr>
@@ -737,16 +643,12 @@
             <w:r>
               <w:rPr>
                 <w:rStyle w:val="Hipervnculo"/>
-                <w:b/>
-                <w:bCs/>
                 <w:noProof/>
               </w:rPr>
               <w:t>Medios y herramientas</w:t>
             </w:r>
             <w:r>
               <w:rPr>
-                <w:b/>
-                <w:bCs/>
                 <w:noProof/>
                 <w:webHidden/>
               </w:rPr>
@@ -754,8 +656,6 @@
             </w:r>
             <w:r>
               <w:rPr>
-                <w:b/>
-                <w:bCs/>
                 <w:noProof/>
                 <w:webHidden/>
               </w:rPr>
@@ -763,25 +663,19 @@
             </w:r>
             <w:r>
               <w:rPr>
-                <w:b/>
-                <w:bCs/>
-                <w:noProof/>
-                <w:webHidden/>
-              </w:rPr>
-              <w:instrText xml:space="preserve"> PAGEREF _Toc222492219 \h </w:instrText>
-            </w:r>
-            <w:r>
-              <w:rPr>
-                <w:b/>
-                <w:bCs/>
-                <w:noProof/>
-                <w:webHidden/>
-              </w:rPr>
-            </w:r>
-            <w:r>
-              <w:rPr>
-                <w:b/>
-                <w:bCs/>
+                <w:noProof/>
+                <w:webHidden/>
+              </w:rPr>
+              <w:instrText xml:space="preserve"> PAGEREF _Toc222826434 \h </w:instrText>
+            </w:r>
+            <w:r>
+              <w:rPr>
+                <w:noProof/>
+                <w:webHidden/>
+              </w:rPr>
+            </w:r>
+            <w:r>
+              <w:rPr>
                 <w:noProof/>
                 <w:webHidden/>
               </w:rPr>
@@ -789,8 +683,6 @@
             </w:r>
             <w:r>
               <w:rPr>
-                <w:b/>
-                <w:bCs/>
                 <w:noProof/>
                 <w:webHidden/>
               </w:rPr>
@@ -798,8 +690,6 @@
             </w:r>
             <w:r>
               <w:rPr>
-                <w:b/>
-                <w:bCs/>
                 <w:noProof/>
                 <w:webHidden/>
               </w:rPr>
@@ -816,18 +706,14 @@
             </w:tabs>
             <w:rPr>
               <w:rFonts w:eastAsiaTheme="minorEastAsia"/>
-              <w:b/>
-              <w:bCs/>
               <w:noProof/>
               <w:lang w:eastAsia="es-ES"/>
             </w:rPr>
           </w:pPr>
-          <w:hyperlink w:anchor="_Toc222492220" w:history="1">
+          <w:hyperlink w:anchor="_Toc222826435" w:history="1">
             <w:r>
               <w:rPr>
                 <w:rStyle w:val="Hipervnculo"/>
-                <w:b/>
-                <w:bCs/>
                 <w:noProof/>
               </w:rPr>
               <w:t>6.</w:t>
@@ -835,8 +721,6 @@
             <w:r>
               <w:rPr>
                 <w:rFonts w:eastAsiaTheme="minorEastAsia"/>
-                <w:b/>
-                <w:bCs/>
                 <w:noProof/>
                 <w:lang w:eastAsia="es-ES"/>
               </w:rPr>
@@ -845,16 +729,12 @@
             <w:r>
               <w:rPr>
                 <w:rStyle w:val="Hipervnculo"/>
-                <w:b/>
-                <w:bCs/>
                 <w:noProof/>
               </w:rPr>
               <w:t>Planificación del proyecto</w:t>
             </w:r>
             <w:r>
               <w:rPr>
-                <w:b/>
-                <w:bCs/>
                 <w:noProof/>
                 <w:webHidden/>
               </w:rPr>
@@ -862,8 +742,6 @@
             </w:r>
             <w:r>
               <w:rPr>
-                <w:b/>
-                <w:bCs/>
                 <w:noProof/>
                 <w:webHidden/>
               </w:rPr>
@@ -871,25 +749,19 @@
             </w:r>
             <w:r>
               <w:rPr>
-                <w:b/>
-                <w:bCs/>
-                <w:noProof/>
-                <w:webHidden/>
-              </w:rPr>
-              <w:instrText xml:space="preserve"> PAGEREF _Toc222492220 \h </w:instrText>
-            </w:r>
-            <w:r>
-              <w:rPr>
-                <w:b/>
-                <w:bCs/>
-                <w:noProof/>
-                <w:webHidden/>
-              </w:rPr>
-            </w:r>
-            <w:r>
-              <w:rPr>
-                <w:b/>
-                <w:bCs/>
+                <w:noProof/>
+                <w:webHidden/>
+              </w:rPr>
+              <w:instrText xml:space="preserve"> PAGEREF _Toc222826435 \h </w:instrText>
+            </w:r>
+            <w:r>
+              <w:rPr>
+                <w:noProof/>
+                <w:webHidden/>
+              </w:rPr>
+            </w:r>
+            <w:r>
+              <w:rPr>
                 <w:noProof/>
                 <w:webHidden/>
               </w:rPr>
@@ -897,8 +769,6 @@
             </w:r>
             <w:r>
               <w:rPr>
-                <w:b/>
-                <w:bCs/>
                 <w:noProof/>
                 <w:webHidden/>
               </w:rPr>
@@ -906,8 +776,6 @@
             </w:r>
             <w:r>
               <w:rPr>
-                <w:b/>
-                <w:bCs/>
                 <w:noProof/>
                 <w:webHidden/>
               </w:rPr>
@@ -917,19 +785,17 @@
         </w:p>
         <w:p>
           <w:pPr>
-            <w:pStyle w:val="TDC3"/>
+            <w:pStyle w:val="TDC2"/>
             <w:tabs>
               <w:tab w:val="right" w:leader="dot" w:pos="9350"/>
             </w:tabs>
             <w:rPr>
               <w:rFonts w:eastAsiaTheme="minorEastAsia"/>
-              <w:b/>
-              <w:bCs/>
               <w:noProof/>
               <w:lang w:eastAsia="es-ES"/>
             </w:rPr>
           </w:pPr>
-          <w:hyperlink w:anchor="_Toc222492221" w:history="1">
+          <w:hyperlink w:anchor="_Toc222826436" w:history="1">
             <w:r>
               <w:rPr>
                 <w:rStyle w:val="Hipervnculo"/>
@@ -941,8 +807,6 @@
             </w:r>
             <w:r>
               <w:rPr>
-                <w:b/>
-                <w:bCs/>
                 <w:noProof/>
                 <w:webHidden/>
               </w:rPr>
@@ -950,8 +814,6 @@
             </w:r>
             <w:r>
               <w:rPr>
-                <w:b/>
-                <w:bCs/>
                 <w:noProof/>
                 <w:webHidden/>
               </w:rPr>
@@ -959,25 +821,19 @@
             </w:r>
             <w:r>
               <w:rPr>
-                <w:b/>
-                <w:bCs/>
-                <w:noProof/>
-                <w:webHidden/>
-              </w:rPr>
-              <w:instrText xml:space="preserve"> PAGEREF _Toc222492221 \h </w:instrText>
-            </w:r>
-            <w:r>
-              <w:rPr>
-                <w:b/>
-                <w:bCs/>
-                <w:noProof/>
-                <w:webHidden/>
-              </w:rPr>
-            </w:r>
-            <w:r>
-              <w:rPr>
-                <w:b/>
-                <w:bCs/>
+                <w:noProof/>
+                <w:webHidden/>
+              </w:rPr>
+              <w:instrText xml:space="preserve"> PAGEREF _Toc222826436 \h </w:instrText>
+            </w:r>
+            <w:r>
+              <w:rPr>
+                <w:noProof/>
+                <w:webHidden/>
+              </w:rPr>
+            </w:r>
+            <w:r>
+              <w:rPr>
                 <w:noProof/>
                 <w:webHidden/>
               </w:rPr>
@@ -985,8 +841,6 @@
             </w:r>
             <w:r>
               <w:rPr>
-                <w:b/>
-                <w:bCs/>
                 <w:noProof/>
                 <w:webHidden/>
               </w:rPr>
@@ -994,8 +848,6 @@
             </w:r>
             <w:r>
               <w:rPr>
-                <w:b/>
-                <w:bCs/>
                 <w:noProof/>
                 <w:webHidden/>
               </w:rPr>
@@ -1005,19 +857,17 @@
         </w:p>
         <w:p>
           <w:pPr>
-            <w:pStyle w:val="TDC3"/>
+            <w:pStyle w:val="TDC2"/>
             <w:tabs>
               <w:tab w:val="right" w:leader="dot" w:pos="9350"/>
             </w:tabs>
             <w:rPr>
               <w:rFonts w:eastAsiaTheme="minorEastAsia"/>
-              <w:b/>
-              <w:bCs/>
               <w:noProof/>
               <w:lang w:eastAsia="es-ES"/>
             </w:rPr>
           </w:pPr>
-          <w:hyperlink w:anchor="_Toc222492222" w:history="1">
+          <w:hyperlink w:anchor="_Toc222826437" w:history="1">
             <w:r>
               <w:rPr>
                 <w:rStyle w:val="Hipervnculo"/>
@@ -1029,8 +879,6 @@
             </w:r>
             <w:r>
               <w:rPr>
-                <w:b/>
-                <w:bCs/>
                 <w:noProof/>
                 <w:webHidden/>
               </w:rPr>
@@ -1038,8 +886,6 @@
             </w:r>
             <w:r>
               <w:rPr>
-                <w:b/>
-                <w:bCs/>
                 <w:noProof/>
                 <w:webHidden/>
               </w:rPr>
@@ -1047,25 +893,19 @@
             </w:r>
             <w:r>
               <w:rPr>
-                <w:b/>
-                <w:bCs/>
-                <w:noProof/>
-                <w:webHidden/>
-              </w:rPr>
-              <w:instrText xml:space="preserve"> PAGEREF _Toc222492222 \h </w:instrText>
-            </w:r>
-            <w:r>
-              <w:rPr>
-                <w:b/>
-                <w:bCs/>
-                <w:noProof/>
-                <w:webHidden/>
-              </w:rPr>
-            </w:r>
-            <w:r>
-              <w:rPr>
-                <w:b/>
-                <w:bCs/>
+                <w:noProof/>
+                <w:webHidden/>
+              </w:rPr>
+              <w:instrText xml:space="preserve"> PAGEREF _Toc222826437 \h </w:instrText>
+            </w:r>
+            <w:r>
+              <w:rPr>
+                <w:noProof/>
+                <w:webHidden/>
+              </w:rPr>
+            </w:r>
+            <w:r>
+              <w:rPr>
                 <w:noProof/>
                 <w:webHidden/>
               </w:rPr>
@@ -1073,8 +913,6 @@
             </w:r>
             <w:r>
               <w:rPr>
-                <w:b/>
-                <w:bCs/>
                 <w:noProof/>
                 <w:webHidden/>
               </w:rPr>
@@ -1082,8 +920,6 @@
             </w:r>
             <w:r>
               <w:rPr>
-                <w:b/>
-                <w:bCs/>
                 <w:noProof/>
                 <w:webHidden/>
               </w:rPr>
@@ -1093,19 +929,17 @@
         </w:p>
         <w:p>
           <w:pPr>
-            <w:pStyle w:val="TDC3"/>
+            <w:pStyle w:val="TDC2"/>
             <w:tabs>
               <w:tab w:val="right" w:leader="dot" w:pos="9350"/>
             </w:tabs>
             <w:rPr>
               <w:rFonts w:eastAsiaTheme="minorEastAsia"/>
-              <w:b/>
-              <w:bCs/>
               <w:noProof/>
               <w:lang w:eastAsia="es-ES"/>
             </w:rPr>
           </w:pPr>
-          <w:hyperlink w:anchor="_Toc222492223" w:history="1">
+          <w:hyperlink w:anchor="_Toc222826438" w:history="1">
             <w:r>
               <w:rPr>
                 <w:rStyle w:val="Hipervnculo"/>
@@ -1117,8 +951,6 @@
             </w:r>
             <w:r>
               <w:rPr>
-                <w:b/>
-                <w:bCs/>
                 <w:noProof/>
                 <w:webHidden/>
               </w:rPr>
@@ -1126,8 +958,6 @@
             </w:r>
             <w:r>
               <w:rPr>
-                <w:b/>
-                <w:bCs/>
                 <w:noProof/>
                 <w:webHidden/>
               </w:rPr>
@@ -1135,25 +965,19 @@
             </w:r>
             <w:r>
               <w:rPr>
-                <w:b/>
-                <w:bCs/>
-                <w:noProof/>
-                <w:webHidden/>
-              </w:rPr>
-              <w:instrText xml:space="preserve"> PAGEREF _Toc222492223 \h </w:instrText>
-            </w:r>
-            <w:r>
-              <w:rPr>
-                <w:b/>
-                <w:bCs/>
-                <w:noProof/>
-                <w:webHidden/>
-              </w:rPr>
-            </w:r>
-            <w:r>
-              <w:rPr>
-                <w:b/>
-                <w:bCs/>
+                <w:noProof/>
+                <w:webHidden/>
+              </w:rPr>
+              <w:instrText xml:space="preserve"> PAGEREF _Toc222826438 \h </w:instrText>
+            </w:r>
+            <w:r>
+              <w:rPr>
+                <w:noProof/>
+                <w:webHidden/>
+              </w:rPr>
+            </w:r>
+            <w:r>
+              <w:rPr>
                 <w:noProof/>
                 <w:webHidden/>
               </w:rPr>
@@ -1161,8 +985,6 @@
             </w:r>
             <w:r>
               <w:rPr>
-                <w:b/>
-                <w:bCs/>
                 <w:noProof/>
                 <w:webHidden/>
               </w:rPr>
@@ -1170,8 +992,6 @@
             </w:r>
             <w:r>
               <w:rPr>
-                <w:b/>
-                <w:bCs/>
                 <w:noProof/>
                 <w:webHidden/>
               </w:rPr>
@@ -1181,33 +1001,28 @@
         </w:p>
         <w:p>
           <w:pPr>
-            <w:pStyle w:val="TDC3"/>
+            <w:pStyle w:val="TDC2"/>
             <w:tabs>
               <w:tab w:val="right" w:leader="dot" w:pos="9350"/>
             </w:tabs>
             <w:rPr>
               <w:rFonts w:eastAsiaTheme="minorEastAsia"/>
-              <w:b/>
-              <w:bCs/>
               <w:noProof/>
               <w:lang w:eastAsia="es-ES"/>
             </w:rPr>
           </w:pPr>
-          <w:hyperlink w:anchor="_Toc222492224" w:history="1">
+          <w:hyperlink w:anchor="_Toc222826439" w:history="1">
             <w:r>
               <w:rPr>
                 <w:rStyle w:val="Hipervnculo"/>
                 <w:b/>
                 <w:bCs/>
                 <w:noProof/>
-                <w:lang w:val="en-US"/>
-              </w:rPr>
-              <w:t>Fase 4 – Panel web HTML + PHP.</w:t>
-            </w:r>
-            <w:r>
-              <w:rPr>
-                <w:b/>
-                <w:bCs/>
+              </w:rPr>
+              <w:t>Fase 4 – Pruebas y documentación final.</w:t>
+            </w:r>
+            <w:r>
+              <w:rPr>
                 <w:noProof/>
                 <w:webHidden/>
               </w:rPr>
@@ -1215,8 +1030,6 @@
             </w:r>
             <w:r>
               <w:rPr>
-                <w:b/>
-                <w:bCs/>
                 <w:noProof/>
                 <w:webHidden/>
               </w:rPr>
@@ -1224,25 +1037,19 @@
             </w:r>
             <w:r>
               <w:rPr>
-                <w:b/>
-                <w:bCs/>
-                <w:noProof/>
-                <w:webHidden/>
-              </w:rPr>
-              <w:instrText xml:space="preserve"> PAGEREF _Toc222492224 \h </w:instrText>
-            </w:r>
-            <w:r>
-              <w:rPr>
-                <w:b/>
-                <w:bCs/>
-                <w:noProof/>
-                <w:webHidden/>
-              </w:rPr>
-            </w:r>
-            <w:r>
-              <w:rPr>
-                <w:b/>
-                <w:bCs/>
+                <w:noProof/>
+                <w:webHidden/>
+              </w:rPr>
+              <w:instrText xml:space="preserve"> PAGEREF _Toc222826439 \h </w:instrText>
+            </w:r>
+            <w:r>
+              <w:rPr>
+                <w:noProof/>
+                <w:webHidden/>
+              </w:rPr>
+            </w:r>
+            <w:r>
+              <w:rPr>
                 <w:noProof/>
                 <w:webHidden/>
               </w:rPr>
@@ -1250,8 +1057,6 @@
             </w:r>
             <w:r>
               <w:rPr>
-                <w:b/>
-                <w:bCs/>
                 <w:noProof/>
                 <w:webHidden/>
               </w:rPr>
@@ -1259,96 +1064,6 @@
             </w:r>
             <w:r>
               <w:rPr>
-                <w:b/>
-                <w:bCs/>
-                <w:noProof/>
-                <w:webHidden/>
-              </w:rPr>
-              <w:fldChar w:fldCharType="end"/>
-            </w:r>
-          </w:hyperlink>
-        </w:p>
-        <w:p>
-          <w:pPr>
-            <w:pStyle w:val="TDC3"/>
-            <w:tabs>
-              <w:tab w:val="right" w:leader="dot" w:pos="9350"/>
-            </w:tabs>
-            <w:rPr>
-              <w:rFonts w:eastAsiaTheme="minorEastAsia"/>
-              <w:b/>
-              <w:bCs/>
-              <w:noProof/>
-              <w:lang w:eastAsia="es-ES"/>
-            </w:rPr>
-          </w:pPr>
-          <w:hyperlink w:anchor="_Toc222492225" w:history="1">
-            <w:r>
-              <w:rPr>
-                <w:rStyle w:val="Hipervnculo"/>
-                <w:b/>
-                <w:bCs/>
-                <w:noProof/>
-              </w:rPr>
-              <w:t>Fase 5 – Pruebas y documentación final.</w:t>
-            </w:r>
-            <w:r>
-              <w:rPr>
-                <w:b/>
-                <w:bCs/>
-                <w:noProof/>
-                <w:webHidden/>
-              </w:rPr>
-              <w:tab/>
-            </w:r>
-            <w:r>
-              <w:rPr>
-                <w:b/>
-                <w:bCs/>
-                <w:noProof/>
-                <w:webHidden/>
-              </w:rPr>
-              <w:fldChar w:fldCharType="begin"/>
-            </w:r>
-            <w:r>
-              <w:rPr>
-                <w:b/>
-                <w:bCs/>
-                <w:noProof/>
-                <w:webHidden/>
-              </w:rPr>
-              <w:instrText xml:space="preserve"> PAGEREF _Toc222492225 \h </w:instrText>
-            </w:r>
-            <w:r>
-              <w:rPr>
-                <w:b/>
-                <w:bCs/>
-                <w:noProof/>
-                <w:webHidden/>
-              </w:rPr>
-            </w:r>
-            <w:r>
-              <w:rPr>
-                <w:b/>
-                <w:bCs/>
-                <w:noProof/>
-                <w:webHidden/>
-              </w:rPr>
-              <w:fldChar w:fldCharType="separate"/>
-            </w:r>
-            <w:r>
-              <w:rPr>
-                <w:b/>
-                <w:bCs/>
-                <w:noProof/>
-                <w:webHidden/>
-              </w:rPr>
-              <w:t>6</w:t>
-            </w:r>
-            <w:r>
-              <w:rPr>
-                <w:b/>
-                <w:bCs/>
                 <w:noProof/>
                 <w:webHidden/>
               </w:rPr>
@@ -1365,18 +1080,14 @@
             </w:tabs>
             <w:rPr>
               <w:rFonts w:eastAsiaTheme="minorEastAsia"/>
-              <w:b/>
-              <w:bCs/>
               <w:noProof/>
               <w:lang w:eastAsia="es-ES"/>
             </w:rPr>
           </w:pPr>
-          <w:hyperlink w:anchor="_Toc222492226" w:history="1">
+          <w:hyperlink w:anchor="_Toc222826440" w:history="1">
             <w:r>
               <w:rPr>
                 <w:rStyle w:val="Hipervnculo"/>
-                <w:b/>
-                <w:bCs/>
                 <w:noProof/>
               </w:rPr>
               <w:t>7.</w:t>
@@ -1384,8 +1095,6 @@
             <w:r>
               <w:rPr>
                 <w:rFonts w:eastAsiaTheme="minorEastAsia"/>
-                <w:b/>
-                <w:bCs/>
                 <w:noProof/>
                 <w:lang w:eastAsia="es-ES"/>
               </w:rPr>
@@ -1394,16 +1103,12 @@
             <w:r>
               <w:rPr>
                 <w:rStyle w:val="Hipervnculo"/>
-                <w:b/>
-                <w:bCs/>
                 <w:noProof/>
               </w:rPr>
               <w:t>Entregables</w:t>
             </w:r>
             <w:r>
               <w:rPr>
-                <w:b/>
-                <w:bCs/>
                 <w:noProof/>
                 <w:webHidden/>
               </w:rPr>
@@ -1411,8 +1116,6 @@
             </w:r>
             <w:r>
               <w:rPr>
-                <w:b/>
-                <w:bCs/>
                 <w:noProof/>
                 <w:webHidden/>
               </w:rPr>
@@ -1420,25 +1123,19 @@
             </w:r>
             <w:r>
               <w:rPr>
-                <w:b/>
-                <w:bCs/>
-                <w:noProof/>
-                <w:webHidden/>
-              </w:rPr>
-              <w:instrText xml:space="preserve"> PAGEREF _Toc222492226 \h </w:instrText>
-            </w:r>
-            <w:r>
-              <w:rPr>
-                <w:b/>
-                <w:bCs/>
-                <w:noProof/>
-                <w:webHidden/>
-              </w:rPr>
-            </w:r>
-            <w:r>
-              <w:rPr>
-                <w:b/>
-                <w:bCs/>
+                <w:noProof/>
+                <w:webHidden/>
+              </w:rPr>
+              <w:instrText xml:space="preserve"> PAGEREF _Toc222826440 \h </w:instrText>
+            </w:r>
+            <w:r>
+              <w:rPr>
+                <w:noProof/>
+                <w:webHidden/>
+              </w:rPr>
+            </w:r>
+            <w:r>
+              <w:rPr>
                 <w:noProof/>
                 <w:webHidden/>
               </w:rPr>
@@ -1446,8 +1143,6 @@
             </w:r>
             <w:r>
               <w:rPr>
-                <w:b/>
-                <w:bCs/>
                 <w:noProof/>
                 <w:webHidden/>
               </w:rPr>
@@ -1455,8 +1150,6 @@
             </w:r>
             <w:r>
               <w:rPr>
-                <w:b/>
-                <w:bCs/>
                 <w:noProof/>
                 <w:webHidden/>
               </w:rPr>
@@ -1473,18 +1166,14 @@
             </w:tabs>
             <w:rPr>
               <w:rFonts w:eastAsiaTheme="minorEastAsia"/>
-              <w:b/>
-              <w:bCs/>
               <w:noProof/>
               <w:lang w:eastAsia="es-ES"/>
             </w:rPr>
           </w:pPr>
-          <w:hyperlink w:anchor="_Toc222492227" w:history="1">
+          <w:hyperlink w:anchor="_Toc222826441" w:history="1">
             <w:r>
               <w:rPr>
                 <w:rStyle w:val="Hipervnculo"/>
-                <w:b/>
-                <w:bCs/>
                 <w:noProof/>
               </w:rPr>
               <w:t>8.</w:t>
@@ -1492,8 +1181,6 @@
             <w:r>
               <w:rPr>
                 <w:rFonts w:eastAsiaTheme="minorEastAsia"/>
-                <w:b/>
-                <w:bCs/>
                 <w:noProof/>
                 <w:lang w:eastAsia="es-ES"/>
               </w:rPr>
@@ -1502,16 +1189,12 @@
             <w:r>
               <w:rPr>
                 <w:rStyle w:val="Hipervnculo"/>
-                <w:b/>
-                <w:bCs/>
                 <w:noProof/>
               </w:rPr>
               <w:t>Bibliografía</w:t>
             </w:r>
             <w:r>
               <w:rPr>
-                <w:b/>
-                <w:bCs/>
                 <w:noProof/>
                 <w:webHidden/>
               </w:rPr>
@@ -1519,8 +1202,6 @@
             </w:r>
             <w:r>
               <w:rPr>
-                <w:b/>
-                <w:bCs/>
                 <w:noProof/>
                 <w:webHidden/>
               </w:rPr>
@@ -1528,25 +1209,19 @@
             </w:r>
             <w:r>
               <w:rPr>
-                <w:b/>
-                <w:bCs/>
-                <w:noProof/>
-                <w:webHidden/>
-              </w:rPr>
-              <w:instrText xml:space="preserve"> PAGEREF _Toc222492227 \h </w:instrText>
-            </w:r>
-            <w:r>
-              <w:rPr>
-                <w:b/>
-                <w:bCs/>
-                <w:noProof/>
-                <w:webHidden/>
-              </w:rPr>
-            </w:r>
-            <w:r>
-              <w:rPr>
-                <w:b/>
-                <w:bCs/>
+                <w:noProof/>
+                <w:webHidden/>
+              </w:rPr>
+              <w:instrText xml:space="preserve"> PAGEREF _Toc222826441 \h </w:instrText>
+            </w:r>
+            <w:r>
+              <w:rPr>
+                <w:noProof/>
+                <w:webHidden/>
+              </w:rPr>
+            </w:r>
+            <w:r>
+              <w:rPr>
                 <w:noProof/>
                 <w:webHidden/>
               </w:rPr>
@@ -1554,8 +1229,6 @@
             </w:r>
             <w:r>
               <w:rPr>
-                <w:b/>
-                <w:bCs/>
                 <w:noProof/>
                 <w:webHidden/>
               </w:rPr>
@@ -1563,8 +1236,6 @@
             </w:r>
             <w:r>
               <w:rPr>
-                <w:b/>
-                <w:bCs/>
                 <w:noProof/>
                 <w:webHidden/>
               </w:rPr>
@@ -1616,7 +1287,7 @@
         </w:numPr>
         <w:spacing w:before="0"/>
       </w:pPr>
-      <w:bookmarkStart w:id="0" w:name="_Toc222492215"/>
+      <w:bookmarkStart w:id="0" w:name="_Toc222826430"/>
       <w:r>
         <w:lastRenderedPageBreak/>
         <w:t>Título del proyecto</w:t>
@@ -1649,7 +1320,7 @@
           <w:numId w:val="2"/>
         </w:numPr>
       </w:pPr>
-      <w:bookmarkStart w:id="1" w:name="_Toc222492216"/>
+      <w:bookmarkStart w:id="1" w:name="_Toc222826431"/>
       <w:r>
         <w:t>Participantes</w:t>
       </w:r>
@@ -1741,7 +1412,7 @@
           <w:numId w:val="2"/>
         </w:numPr>
       </w:pPr>
-      <w:bookmarkStart w:id="2" w:name="_Toc222492217"/>
+      <w:bookmarkStart w:id="2" w:name="_Toc222826432"/>
       <w:r>
         <w:t>Tutor/a del proyecto</w:t>
       </w:r>
@@ -1774,7 +1445,7 @@
         </w:numPr>
         <w:spacing w:before="0"/>
       </w:pPr>
-      <w:bookmarkStart w:id="3" w:name="_Toc222492218"/>
+      <w:bookmarkStart w:id="3" w:name="_Toc222826433"/>
       <w:r>
         <w:t>Descripción del proyecto</w:t>
       </w:r>
@@ -2016,21 +1687,6 @@
       </w:r>
       <w:r>
         <w:t xml:space="preserve"> Configurar alertas ante fallos o desconexiones.</w:t>
-      </w:r>
-    </w:p>
-    <w:p>
-      <w:pPr>
-        <w:pStyle w:val="NormalWeb"/>
-        <w:jc w:val="center"/>
-      </w:pPr>
-      <w:r>
-        <w:rPr>
-          <w:rFonts w:hAnsi="Symbol"/>
-        </w:rPr>
-        <w:t></w:t>
-      </w:r>
-      <w:r>
-        <w:t xml:space="preserve"> Crear un panel HTML básico que represente la información de la red.</w:t>
       </w:r>
     </w:p>
     <w:p>
@@ -2404,7 +2060,7 @@
           <w:numId w:val="2"/>
         </w:numPr>
       </w:pPr>
-      <w:bookmarkStart w:id="4" w:name="_Toc222492219"/>
+      <w:bookmarkStart w:id="4" w:name="_Toc222826434"/>
       <w:r>
         <w:t>Medios</w:t>
       </w:r>
@@ -2505,7 +2161,6 @@
         <w:rPr>
           <w:rStyle w:val="Textoennegrita"/>
         </w:rPr>
-        <w:lastRenderedPageBreak/>
         <w:t>Sistemas operativos</w:t>
       </w:r>
     </w:p>
@@ -2526,6 +2181,7 @@
         <w:rPr>
           <w:rStyle w:val="Textoennegrita"/>
         </w:rPr>
+        <w:lastRenderedPageBreak/>
         <w:t>Ubuntu Server</w:t>
       </w:r>
       <w:r>
@@ -2701,14 +2357,19 @@
     </w:p>
     <w:p>
       <w:pPr>
-        <w:pStyle w:val="Cabeceraypie"/>
-        <w:ind w:firstLine="720"/>
-      </w:pPr>
-      <w:r>
-        <w:rPr>
-          <w:rStyle w:val="Textoennegrita"/>
-        </w:rPr>
-        <w:t>Panel HTML</w:t>
+        <w:pStyle w:val="NormalWeb"/>
+        <w:ind w:left="720"/>
+        <w:rPr>
+          <w:b/>
+          <w:bCs/>
+        </w:rPr>
+      </w:pPr>
+      <w:r>
+        <w:rPr>
+          <w:b/>
+          <w:bCs/>
+        </w:rPr>
+        <w:t>Consultas básicas como:</w:t>
       </w:r>
     </w:p>
     <w:p>
@@ -2721,7 +2382,7 @@
         <w:ind w:left="1440"/>
       </w:pPr>
       <w:r>
-        <w:t>HTML y CSS para crear una interfaz visual sencilla.</w:t>
+        <w:t>Lista de hosts</w:t>
       </w:r>
     </w:p>
     <w:p>
@@ -2734,38 +2395,7 @@
         <w:ind w:left="1440"/>
       </w:pPr>
       <w:r>
-        <w:rPr>
-          <w:rStyle w:val="Textoennegrita"/>
-        </w:rPr>
-        <w:t>PHP</w:t>
-      </w:r>
-      <w:r>
-        <w:t xml:space="preserve"> para realizar consultas simples a </w:t>
-      </w:r>
-      <w:proofErr w:type="spellStart"/>
-      <w:r>
-        <w:t>MariaDB</w:t>
-      </w:r>
-      <w:proofErr w:type="spellEnd"/>
-      <w:r>
-        <w:t>.</w:t>
-      </w:r>
-    </w:p>
-    <w:p>
-      <w:pPr>
-        <w:pStyle w:val="NormalWeb"/>
-        <w:ind w:left="720"/>
-        <w:rPr>
-          <w:b/>
-          <w:bCs/>
-        </w:rPr>
-      </w:pPr>
-      <w:r>
-        <w:rPr>
-          <w:b/>
-          <w:bCs/>
-        </w:rPr>
-        <w:t>Consultas básicas como:</w:t>
+        <w:t>Estado (UP/DOWN)</w:t>
       </w:r>
     </w:p>
     <w:p>
@@ -2778,7 +2408,7 @@
         <w:ind w:left="1440"/>
       </w:pPr>
       <w:r>
-        <w:t>Lista de hosts</w:t>
+        <w:t>Últimas alertas</w:t>
       </w:r>
     </w:p>
     <w:p>
@@ -2791,32 +2421,6 @@
         <w:ind w:left="1440"/>
       </w:pPr>
       <w:r>
-        <w:t>Estado (UP/DOWN)</w:t>
-      </w:r>
-    </w:p>
-    <w:p>
-      <w:pPr>
-        <w:pStyle w:val="NormalWeb"/>
-        <w:numPr>
-          <w:ilvl w:val="0"/>
-          <w:numId w:val="12"/>
-        </w:numPr>
-        <w:ind w:left="1440"/>
-      </w:pPr>
-      <w:r>
-        <w:t>Últimas alertas</w:t>
-      </w:r>
-    </w:p>
-    <w:p>
-      <w:pPr>
-        <w:pStyle w:val="NormalWeb"/>
-        <w:numPr>
-          <w:ilvl w:val="0"/>
-          <w:numId w:val="12"/>
-        </w:numPr>
-        <w:ind w:left="1440"/>
-      </w:pPr>
-      <w:r>
         <w:t>Último chequeo</w:t>
       </w:r>
     </w:p>
@@ -2828,7 +2432,7 @@
           <w:numId w:val="2"/>
         </w:numPr>
       </w:pPr>
-      <w:bookmarkStart w:id="5" w:name="_Toc222492220"/>
+      <w:bookmarkStart w:id="5" w:name="_Toc222826435"/>
       <w:r>
         <w:t>Planificación del proyecto</w:t>
       </w:r>
@@ -2901,13 +2505,9 @@
     </w:p>
     <w:p>
       <w:pPr>
-        <w:pStyle w:val="Ttulo3"/>
-        <w:ind w:left="720"/>
-        <w:rPr>
-          <w:color w:val="auto"/>
-        </w:rPr>
-      </w:pPr>
-      <w:bookmarkStart w:id="6" w:name="_Toc222492221"/>
+        <w:pStyle w:val="Ttulo2"/>
+      </w:pPr>
+      <w:bookmarkStart w:id="6" w:name="_Toc222826436"/>
       <w:r>
         <w:rPr>
           <w:rStyle w:val="Textoennegrita"/>
@@ -2935,13 +2535,9 @@
     </w:p>
     <w:p>
       <w:pPr>
-        <w:pStyle w:val="Ttulo3"/>
-        <w:ind w:left="720"/>
-        <w:rPr>
-          <w:color w:val="auto"/>
-        </w:rPr>
-      </w:pPr>
-      <w:bookmarkStart w:id="7" w:name="_Toc222492222"/>
+        <w:pStyle w:val="Ttulo2"/>
+      </w:pPr>
+      <w:bookmarkStart w:id="7" w:name="_Toc222826437"/>
       <w:r>
         <w:rPr>
           <w:rStyle w:val="Textoennegrita"/>
@@ -3019,13 +2615,9 @@
     </w:p>
     <w:p>
       <w:pPr>
-        <w:pStyle w:val="Ttulo3"/>
-        <w:ind w:left="720"/>
-        <w:rPr>
-          <w:color w:val="auto"/>
-        </w:rPr>
-      </w:pPr>
-      <w:bookmarkStart w:id="8" w:name="_Toc222492223"/>
+        <w:pStyle w:val="Ttulo2"/>
+      </w:pPr>
+      <w:bookmarkStart w:id="8" w:name="_Toc222826438"/>
       <w:r>
         <w:rPr>
           <w:rStyle w:val="Textoennegrita"/>
@@ -3102,7 +2694,6 @@
         <w:ind w:left="1440"/>
       </w:pPr>
       <w:r>
-        <w:lastRenderedPageBreak/>
         <w:t xml:space="preserve">Instalación y configuración de </w:t>
       </w:r>
       <w:proofErr w:type="spellStart"/>
@@ -3155,97 +2746,51 @@
     </w:p>
     <w:p>
       <w:pPr>
-        <w:pStyle w:val="Ttulo3"/>
+        <w:pStyle w:val="NormalWeb"/>
         <w:ind w:left="720"/>
+      </w:pPr>
+      <w:r>
+        <w:t xml:space="preserve">. </w:t>
+      </w:r>
+    </w:p>
+    <w:p>
+      <w:pPr>
+        <w:pStyle w:val="Ttulo2"/>
         <w:rPr>
           <w:color w:val="auto"/>
-          <w:lang w:val="en-US"/>
-        </w:rPr>
-      </w:pPr>
-      <w:bookmarkStart w:id="9" w:name="_Toc222492224"/>
+        </w:rPr>
+      </w:pPr>
+      <w:bookmarkStart w:id="9" w:name="_Toc222826439"/>
       <w:r>
         <w:rPr>
           <w:rStyle w:val="Textoennegrita"/>
           <w:color w:val="auto"/>
-          <w:lang w:val="en-US"/>
-        </w:rPr>
-        <w:t>Fase 4 – Panel web HTML + PHP</w:t>
+        </w:rPr>
+        <w:lastRenderedPageBreak/>
+        <w:t xml:space="preserve">Fase </w:t>
       </w:r>
       <w:r>
         <w:rPr>
           <w:rStyle w:val="Textoennegrita"/>
           <w:color w:val="auto"/>
-          <w:lang w:val="en-US"/>
+        </w:rPr>
+        <w:t>4</w:t>
+      </w:r>
+      <w:r>
+        <w:rPr>
+          <w:rStyle w:val="Textoennegrita"/>
+          <w:color w:val="auto"/>
+        </w:rPr>
+        <w:t xml:space="preserve"> – Pruebas y documentación final</w:t>
+      </w:r>
+      <w:r>
+        <w:rPr>
+          <w:rStyle w:val="Textoennegrita"/>
+          <w:color w:val="auto"/>
         </w:rPr>
         <w:t>.</w:t>
       </w:r>
       <w:bookmarkEnd w:id="9"/>
-    </w:p>
-    <w:p>
-      <w:pPr>
-        <w:pStyle w:val="NormalWeb"/>
-        <w:numPr>
-          <w:ilvl w:val="0"/>
-          <w:numId w:val="18"/>
-        </w:numPr>
-        <w:ind w:left="1440"/>
-      </w:pPr>
-      <w:r>
-        <w:t>Creación de un panel HTML básico.</w:t>
-      </w:r>
-    </w:p>
-    <w:p>
-      <w:pPr>
-        <w:pStyle w:val="NormalWeb"/>
-        <w:numPr>
-          <w:ilvl w:val="0"/>
-          <w:numId w:val="18"/>
-        </w:numPr>
-        <w:ind w:left="1440"/>
-      </w:pPr>
-      <w:r>
-        <w:t xml:space="preserve">Programación de consultas PHP simples a </w:t>
-      </w:r>
-      <w:proofErr w:type="spellStart"/>
-      <w:r>
-        <w:t>MariaDB</w:t>
-      </w:r>
-      <w:proofErr w:type="spellEnd"/>
-      <w:r>
-        <w:t>.</w:t>
-      </w:r>
-    </w:p>
-    <w:p>
-      <w:pPr>
-        <w:pStyle w:val="NormalWeb"/>
-        <w:numPr>
-          <w:ilvl w:val="0"/>
-          <w:numId w:val="18"/>
-        </w:numPr>
-      </w:pPr>
-      <w:r>
-        <w:t xml:space="preserve">Representación visual de la información monitorizada. </w:t>
-      </w:r>
-      <w:bookmarkStart w:id="10" w:name="_Toc222492225"/>
-    </w:p>
-    <w:p>
-      <w:pPr>
-        <w:pStyle w:val="NormalWeb"/>
-        <w:ind w:left="360"/>
-      </w:pPr>
-      <w:r>
-        <w:rPr>
-          <w:rStyle w:val="Textoennegrita"/>
-        </w:rPr>
-        <w:t>Fase 5 – Pruebas y documentación final</w:t>
-      </w:r>
-      <w:r>
-        <w:rPr>
-          <w:rStyle w:val="Textoennegrita"/>
-        </w:rPr>
-        <w:t>.</w:t>
-      </w:r>
-      <w:bookmarkEnd w:id="10"/>
     </w:p>
     <w:p>
       <w:pPr>
@@ -3300,11 +2845,11 @@
           <w:numId w:val="2"/>
         </w:numPr>
       </w:pPr>
-      <w:bookmarkStart w:id="11" w:name="_Toc222492226"/>
+      <w:bookmarkStart w:id="10" w:name="_Toc222826440"/>
       <w:r>
         <w:t>Entregables</w:t>
       </w:r>
-      <w:bookmarkEnd w:id="11"/>
+      <w:bookmarkEnd w:id="10"/>
     </w:p>
     <w:p>
       <w:pPr>
@@ -3382,18 +2927,6 @@
       <w:proofErr w:type="spellEnd"/>
       <w:r>
         <w:t xml:space="preserve">, </w:t>
-      </w:r>
-    </w:p>
-    <w:p>
-      <w:pPr>
-        <w:pStyle w:val="Prrafodelista"/>
-        <w:numPr>
-          <w:ilvl w:val="0"/>
-          <w:numId w:val="5"/>
-        </w:numPr>
-      </w:pPr>
-      <w:r>
-        <w:t xml:space="preserve">código fuente del proyecto, </w:t>
       </w:r>
     </w:p>
     <w:p>
@@ -3462,49 +2995,17 @@
     </w:p>
     <w:p>
       <w:pPr>
-        <w:pStyle w:val="Prrafodelista"/>
-        <w:numPr>
-          <w:ilvl w:val="0"/>
-          <w:numId w:val="5"/>
-        </w:numPr>
-        <w:suppressAutoHyphens w:val="0"/>
-        <w:spacing w:before="100" w:beforeAutospacing="1" w:after="100" w:afterAutospacing="1" w:line="240" w:lineRule="auto"/>
-        <w:rPr>
-          <w:rFonts w:ascii="Times New Roman" w:eastAsia="Times New Roman" w:hAnsi="Times New Roman" w:cs="Times New Roman"/>
-          <w:sz w:val="24"/>
-          <w:szCs w:val="24"/>
-          <w:lang w:eastAsia="es-ES"/>
-        </w:rPr>
-      </w:pPr>
-      <w:r>
-        <w:rPr>
-          <w:rFonts w:ascii="Times New Roman" w:eastAsia="Times New Roman" w:hAnsi="Times New Roman" w:cs="Times New Roman"/>
-          <w:sz w:val="24"/>
-          <w:szCs w:val="24"/>
-          <w:lang w:eastAsia="es-ES"/>
-        </w:rPr>
-        <w:t>Autoevaluación individual</w:t>
-      </w:r>
-    </w:p>
-    <w:p>
-      <w:pPr>
-        <w:pStyle w:val="Prrafodelista"/>
-        <w:ind w:left="1440"/>
-      </w:pPr>
-    </w:p>
-    <w:p>
-      <w:pPr>
         <w:pStyle w:val="Ttulo1"/>
         <w:numPr>
           <w:ilvl w:val="0"/>
           <w:numId w:val="2"/>
         </w:numPr>
       </w:pPr>
-      <w:bookmarkStart w:id="12" w:name="_Toc222492227"/>
+      <w:bookmarkStart w:id="11" w:name="_Toc222826441"/>
       <w:r>
         <w:t>Bibliografía</w:t>
       </w:r>
-      <w:bookmarkEnd w:id="12"/>
+      <w:bookmarkEnd w:id="11"/>
     </w:p>
     <w:p>
       <w:pPr>
@@ -3702,7 +3203,6 @@
           <w:szCs w:val="24"/>
           <w:lang w:eastAsia="es-ES"/>
         </w:rPr>
-        <w:lastRenderedPageBreak/>
         <w:t></w:t>
       </w:r>
       <w:r>
@@ -7266,6 +6766,28 @@
       <w:szCs w:val="32"/>
     </w:rPr>
   </w:style>
+  <w:style w:type="paragraph" w:styleId="Ttulo2">
+    <w:name w:val="heading 2"/>
+    <w:basedOn w:val="Normal"/>
+    <w:next w:val="Normal"/>
+    <w:link w:val="Ttulo2Car"/>
+    <w:uiPriority w:val="9"/>
+    <w:unhideWhenUsed/>
+    <w:qFormat/>
+    <w:rsid w:val="00B63584"/>
+    <w:pPr>
+      <w:keepNext/>
+      <w:keepLines/>
+      <w:spacing w:before="40" w:after="0"/>
+      <w:outlineLvl w:val="1"/>
+    </w:pPr>
+    <w:rPr>
+      <w:rFonts w:asciiTheme="majorHAnsi" w:eastAsiaTheme="majorEastAsia" w:hAnsiTheme="majorHAnsi" w:cstheme="majorBidi"/>
+      <w:color w:val="2F5496" w:themeColor="accent1" w:themeShade="BF"/>
+      <w:sz w:val="26"/>
+      <w:szCs w:val="26"/>
+    </w:rPr>
+  </w:style>
   <w:style w:type="paragraph" w:styleId="Ttulo3">
     <w:name w:val="heading 3"/>
     <w:basedOn w:val="Normal"/>
@@ -7590,6 +7112,33 @@
       <w:ind w:left="440"/>
     </w:pPr>
   </w:style>
+  <w:style w:type="character" w:customStyle="1" w:styleId="Ttulo2Car">
+    <w:name w:val="Título 2 Car"/>
+    <w:basedOn w:val="Fuentedeprrafopredeter"/>
+    <w:link w:val="Ttulo2"/>
+    <w:uiPriority w:val="9"/>
+    <w:rsid w:val="00B63584"/>
+    <w:rPr>
+      <w:rFonts w:asciiTheme="majorHAnsi" w:eastAsiaTheme="majorEastAsia" w:hAnsiTheme="majorHAnsi" w:cstheme="majorBidi"/>
+      <w:color w:val="2F5496" w:themeColor="accent1" w:themeShade="BF"/>
+      <w:sz w:val="26"/>
+      <w:szCs w:val="26"/>
+      <w:lang w:val="es-ES"/>
+    </w:rPr>
+  </w:style>
+  <w:style w:type="paragraph" w:styleId="TDC2">
+    <w:name w:val="toc 2"/>
+    <w:basedOn w:val="Normal"/>
+    <w:next w:val="Normal"/>
+    <w:autoRedefine/>
+    <w:uiPriority w:val="39"/>
+    <w:unhideWhenUsed/>
+    <w:rsid w:val="00B63584"/>
+    <w:pPr>
+      <w:spacing w:after="100"/>
+      <w:ind w:left="220"/>
+    </w:pPr>
+  </w:style>
 </w:styles>
 </file>
 

--- a/Proyecto final de SMR Sistema de monitorización/plantillaAnteproyecto2.docx
+++ b/Proyecto final de SMR Sistema de monitorización/plantillaAnteproyecto2.docx
@@ -1528,7 +1528,7 @@
           <w:sz w:val="24"/>
           <w:szCs w:val="24"/>
         </w:rPr>
-        <w:t xml:space="preserve"> disponer de un sistema que permita visualizar el estado de los dispositivos, comprobar su conectividad, analizar el tráfico básico y detectar fallos en la red. Además, se creará un panel HTML sencillo que muestre de forma visual la información obtenida de la herramienta de monitorización.</w:t>
+        <w:t xml:space="preserve"> disponer de un sistema que permita visualizar el estado de los dispositivos, comprobar su conectividad, analizar el tráfico básico y detectar fallos en la red. </w:t>
       </w:r>
     </w:p>
     <w:p>
@@ -1589,15 +1589,7 @@
         <w:t></w:t>
       </w:r>
       <w:r>
-        <w:t xml:space="preserve"> Configurar máquinas virtuales que simulen </w:t>
-      </w:r>
-      <w:proofErr w:type="spellStart"/>
-      <w:r>
-        <w:t>PCs</w:t>
-      </w:r>
-      <w:proofErr w:type="spellEnd"/>
-      <w:r>
-        <w:t>, servidores y dispositivos de red.</w:t>
+        <w:t xml:space="preserve"> Configurar máquinas virtuales que simulen PCs, servidores y dispositivos de red.</w:t>
       </w:r>
     </w:p>
     <w:p>
@@ -1612,20 +1604,7 @@
         <w:t></w:t>
       </w:r>
       <w:r>
-        <w:t xml:space="preserve"> Instalar un servidor de monitorización (</w:t>
-      </w:r>
-      <w:proofErr w:type="spellStart"/>
-      <w:proofErr w:type="gramStart"/>
-      <w:r>
-        <w:t>Zabbix</w:t>
-      </w:r>
-      <w:proofErr w:type="spellEnd"/>
-      <w:r>
-        <w:t xml:space="preserve"> )</w:t>
-      </w:r>
-      <w:proofErr w:type="gramEnd"/>
-      <w:r>
-        <w:t>.</w:t>
+        <w:t xml:space="preserve"> Instalar un servidor de monitorización (Zabbix ).</w:t>
       </w:r>
     </w:p>
     <w:p>
@@ -1687,6 +1666,19 @@
       </w:r>
       <w:r>
         <w:t xml:space="preserve"> Configurar alertas ante fallos o desconexiones.</w:t>
+      </w:r>
+    </w:p>
+    <w:p>
+      <w:pPr>
+        <w:pStyle w:val="NormalWeb"/>
+        <w:numPr>
+          <w:ilvl w:val="0"/>
+          <w:numId w:val="20"/>
+        </w:numPr>
+        <w:jc w:val="center"/>
+      </w:pPr>
+      <w:r>
+        <w:t>Diferentes servicios  (DHCP, WEB, DNS)</w:t>
       </w:r>
     </w:p>
     <w:p>
@@ -2141,15 +2133,7 @@
         <w:t>GNS3:</w:t>
       </w:r>
       <w:r>
-        <w:t xml:space="preserve"> para simular </w:t>
-      </w:r>
-      <w:proofErr w:type="spellStart"/>
-      <w:r>
-        <w:t>routers</w:t>
-      </w:r>
-      <w:proofErr w:type="spellEnd"/>
-      <w:r>
-        <w:t>, switches y la topología completa.</w:t>
+        <w:t xml:space="preserve"> para simular routers, switches y la topología completa.</w:t>
       </w:r>
     </w:p>
     <w:p>
@@ -2161,6 +2145,7 @@
         <w:rPr>
           <w:rStyle w:val="Textoennegrita"/>
         </w:rPr>
+        <w:lastRenderedPageBreak/>
         <w:t>Sistemas operativos</w:t>
       </w:r>
     </w:p>
@@ -2181,7 +2166,6 @@
         <w:rPr>
           <w:rStyle w:val="Textoennegrita"/>
         </w:rPr>
-        <w:lastRenderedPageBreak/>
         <w:t>Ubuntu Server</w:t>
       </w:r>
       <w:r>
@@ -2237,19 +2221,11 @@
         </w:numPr>
         <w:ind w:left="1440"/>
       </w:pPr>
-      <w:proofErr w:type="spellStart"/>
       <w:r>
         <w:rPr>
           <w:rStyle w:val="Textoennegrita"/>
         </w:rPr>
-        <w:t>Zabbix</w:t>
-      </w:r>
-      <w:proofErr w:type="spellEnd"/>
-      <w:r>
-        <w:rPr>
-          <w:rStyle w:val="Textoennegrita"/>
-        </w:rPr>
-        <w:t xml:space="preserve"> </w:t>
+        <w:t xml:space="preserve">Zabbix </w:t>
       </w:r>
       <w:r>
         <w:t>como sistema principal de monitorización.</w:t>
@@ -2264,24 +2240,14 @@
         </w:numPr>
         <w:ind w:left="1440"/>
       </w:pPr>
-      <w:proofErr w:type="spellStart"/>
       <w:r>
         <w:rPr>
           <w:rStyle w:val="Textoennegrita"/>
         </w:rPr>
         <w:t>MariaDB</w:t>
       </w:r>
-      <w:proofErr w:type="spellEnd"/>
-      <w:r>
-        <w:t xml:space="preserve"> como base de datos del servidor </w:t>
-      </w:r>
-      <w:proofErr w:type="spellStart"/>
-      <w:r>
-        <w:t>Zabbix</w:t>
-      </w:r>
-      <w:proofErr w:type="spellEnd"/>
-      <w:r>
-        <w:t>.</w:t>
+      <w:r>
+        <w:t xml:space="preserve"> como base de datos del servidor Zabbix.</w:t>
       </w:r>
     </w:p>
     <w:p>
@@ -2306,7 +2272,6 @@
       <w:r>
         <w:t xml:space="preserve">, </w:t>
       </w:r>
-      <w:proofErr w:type="spellStart"/>
       <w:r>
         <w:rPr>
           <w:rStyle w:val="CdigoHTML"/>
@@ -2314,11 +2279,9 @@
         </w:rPr>
         <w:t>traceroute</w:t>
       </w:r>
-      <w:proofErr w:type="spellEnd"/>
       <w:r>
         <w:t xml:space="preserve">, </w:t>
       </w:r>
-      <w:proofErr w:type="spellStart"/>
       <w:r>
         <w:rPr>
           <w:rStyle w:val="CdigoHTML"/>
@@ -2326,11 +2289,9 @@
         </w:rPr>
         <w:t>arp</w:t>
       </w:r>
-      <w:proofErr w:type="spellEnd"/>
       <w:r>
         <w:t xml:space="preserve">, </w:t>
       </w:r>
-      <w:proofErr w:type="spellStart"/>
       <w:r>
         <w:rPr>
           <w:rStyle w:val="CdigoHTML"/>
@@ -2338,11 +2299,9 @@
         </w:rPr>
         <w:t>nmap</w:t>
       </w:r>
-      <w:proofErr w:type="spellEnd"/>
       <w:r>
         <w:t xml:space="preserve">, </w:t>
       </w:r>
-      <w:proofErr w:type="spellStart"/>
       <w:r>
         <w:rPr>
           <w:rStyle w:val="CdigoHTML"/>
@@ -2350,7 +2309,6 @@
         </w:rPr>
         <w:t>netstat</w:t>
       </w:r>
-      <w:proofErr w:type="spellEnd"/>
       <w:r>
         <w:t>.</w:t>
       </w:r>
@@ -2602,15 +2560,7 @@
         <w:ind w:left="1440"/>
       </w:pPr>
       <w:r>
-        <w:t xml:space="preserve">Configuración de </w:t>
-      </w:r>
-      <w:proofErr w:type="spellStart"/>
-      <w:r>
-        <w:t>routers</w:t>
-      </w:r>
-      <w:proofErr w:type="spellEnd"/>
-      <w:r>
-        <w:t xml:space="preserve">, switches y enlaces. </w:t>
+        <w:t xml:space="preserve">Configuración de routers, switches y enlaces. </w:t>
       </w:r>
     </w:p>
     <w:p>
@@ -2623,34 +2573,9 @@
           <w:rStyle w:val="Textoennegrita"/>
           <w:color w:val="auto"/>
         </w:rPr>
-        <w:t xml:space="preserve">Fase 3 – Instalación del sistema </w:t>
-      </w:r>
-      <w:proofErr w:type="spellStart"/>
-      <w:r>
-        <w:rPr>
-          <w:rStyle w:val="Textoennegrita"/>
-          <w:color w:val="auto"/>
-        </w:rPr>
-        <w:t>Zabbix</w:t>
-      </w:r>
-      <w:proofErr w:type="spellEnd"/>
-      <w:r>
-        <w:rPr>
-          <w:rStyle w:val="Textoennegrita"/>
-          <w:color w:val="auto"/>
-        </w:rPr>
-        <w:t xml:space="preserve"> + </w:t>
-      </w:r>
-      <w:proofErr w:type="spellStart"/>
-      <w:r>
-        <w:rPr>
-          <w:rStyle w:val="Textoennegrita"/>
-          <w:color w:val="auto"/>
-        </w:rPr>
-        <w:t>MariaDB</w:t>
+        <w:t>Fase 3 – Instalación del sistema Zabbix + MariaDB</w:t>
       </w:r>
       <w:bookmarkEnd w:id="8"/>
-      <w:proofErr w:type="spellEnd"/>
       <w:r>
         <w:rPr>
           <w:rStyle w:val="Textoennegrita"/>
@@ -2673,15 +2598,7 @@
         <w:ind w:left="1440"/>
       </w:pPr>
       <w:r>
-        <w:t xml:space="preserve">Instalación del servidor </w:t>
-      </w:r>
-      <w:proofErr w:type="spellStart"/>
-      <w:r>
-        <w:t>Zabbix</w:t>
-      </w:r>
-      <w:proofErr w:type="spellEnd"/>
-      <w:r>
-        <w:t xml:space="preserve"> en Ubuntu Server.</w:t>
+        <w:t>Instalación del servidor Zabbix en Ubuntu Server.</w:t>
       </w:r>
     </w:p>
     <w:p>
@@ -2694,15 +2611,7 @@
         <w:ind w:left="1440"/>
       </w:pPr>
       <w:r>
-        <w:t xml:space="preserve">Instalación y configuración de </w:t>
-      </w:r>
-      <w:proofErr w:type="spellStart"/>
-      <w:r>
-        <w:t>MariaDB</w:t>
-      </w:r>
-      <w:proofErr w:type="spellEnd"/>
-      <w:r>
-        <w:t>.</w:t>
+        <w:t>Instalación y configuración de MariaDB.</w:t>
       </w:r>
     </w:p>
     <w:p>
@@ -2715,15 +2624,7 @@
         <w:ind w:left="1440"/>
       </w:pPr>
       <w:r>
-        <w:t xml:space="preserve">Instalación de agentes </w:t>
-      </w:r>
-      <w:proofErr w:type="spellStart"/>
-      <w:r>
-        <w:t>Zabbix</w:t>
-      </w:r>
-      <w:proofErr w:type="spellEnd"/>
-      <w:r>
-        <w:t xml:space="preserve"> en los equipos virtuales.</w:t>
+        <w:t>Instalación de agentes Zabbix en los equipos virtuales.</w:t>
       </w:r>
     </w:p>
     <w:p>
@@ -2736,13 +2637,8 @@
         <w:ind w:left="1440"/>
       </w:pPr>
       <w:r>
-        <w:t>Configuración de alertas básicas</w:t>
-      </w:r>
-      <w:proofErr w:type="gramStart"/>
-      <w:r>
-        <w:t>. .</w:t>
-      </w:r>
-      <w:proofErr w:type="gramEnd"/>
+        <w:t>Configuración de alertas básicas. .</w:t>
+      </w:r>
     </w:p>
     <w:p>
       <w:pPr>
@@ -2750,6 +2646,7 @@
         <w:ind w:left="720"/>
       </w:pPr>
       <w:r>
+        <w:lastRenderedPageBreak/>
         <w:t xml:space="preserve">. </w:t>
       </w:r>
     </w:p>
@@ -2766,7 +2663,6 @@
           <w:rStyle w:val="Textoennegrita"/>
           <w:color w:val="auto"/>
         </w:rPr>
-        <w:lastRenderedPageBreak/>
         <w:t xml:space="preserve">Fase </w:t>
       </w:r>
       <w:r>
@@ -2864,23 +2760,7 @@
           <w:i/>
           <w:iCs/>
         </w:rPr>
-        <w:t xml:space="preserve">Este anteproyecto se entrega en formato </w:t>
-      </w:r>
-      <w:proofErr w:type="spellStart"/>
-      <w:r>
-        <w:rPr>
-          <w:i/>
-          <w:iCs/>
-        </w:rPr>
-        <w:t>pdf</w:t>
-      </w:r>
-      <w:proofErr w:type="spellEnd"/>
-      <w:r>
-        <w:rPr>
-          <w:i/>
-          <w:iCs/>
-        </w:rPr>
-        <w:t>, indicando en el nombre Apellido1_ de cada alumno _</w:t>
+        <w:t>Este anteproyecto se entrega en formato pdf, indicando en el nombre Apellido1_ de cada alumno _</w:t>
       </w:r>
       <w:r>
         <w:rPr>
@@ -2918,15 +2798,7 @@
         </w:numPr>
       </w:pPr>
       <w:r>
-        <w:t xml:space="preserve">Memoria en formato </w:t>
-      </w:r>
-      <w:proofErr w:type="spellStart"/>
-      <w:r>
-        <w:t>pdf</w:t>
-      </w:r>
-      <w:proofErr w:type="spellEnd"/>
-      <w:r>
-        <w:t xml:space="preserve">, </w:t>
+        <w:t xml:space="preserve">Memoria en formato pdf, </w:t>
       </w:r>
     </w:p>
     <w:p>
@@ -3035,19 +2907,8 @@
           <w:szCs w:val="24"/>
           <w:lang w:eastAsia="es-ES"/>
         </w:rPr>
-        <w:t xml:space="preserve"> Documentación oficial de </w:t>
-      </w:r>
-      <w:proofErr w:type="spellStart"/>
-      <w:r>
-        <w:rPr>
-          <w:rFonts w:ascii="Times New Roman" w:eastAsia="Times New Roman" w:hAnsi="Times New Roman" w:cs="Times New Roman"/>
-          <w:sz w:val="24"/>
-          <w:szCs w:val="24"/>
-          <w:lang w:eastAsia="es-ES"/>
-        </w:rPr>
-        <w:t>Zabbix</w:t>
-      </w:r>
-      <w:proofErr w:type="spellEnd"/>
+        <w:t xml:space="preserve"> Documentación oficial de Zabbix</w:t>
+      </w:r>
     </w:p>
     <w:p>
       <w:pPr>
@@ -3077,19 +2938,8 @@
           <w:szCs w:val="24"/>
           <w:lang w:eastAsia="es-ES"/>
         </w:rPr>
-        <w:t xml:space="preserve"> Documentación oficial de </w:t>
-      </w:r>
-      <w:proofErr w:type="spellStart"/>
-      <w:r>
-        <w:rPr>
-          <w:rFonts w:ascii="Times New Roman" w:eastAsia="Times New Roman" w:hAnsi="Times New Roman" w:cs="Times New Roman"/>
-          <w:sz w:val="24"/>
-          <w:szCs w:val="24"/>
-          <w:lang w:eastAsia="es-ES"/>
-        </w:rPr>
-        <w:t>MariaDB</w:t>
-      </w:r>
-      <w:proofErr w:type="spellEnd"/>
+        <w:t xml:space="preserve"> Documentación oficial de MariaDB</w:t>
+      </w:r>
     </w:p>
     <w:p>
       <w:pPr>
@@ -4777,6 +4627,119 @@
     </w:lvl>
   </w:abstractNum>
   <w:abstractNum w:abstractNumId="8" w15:restartNumberingAfterBreak="0">
+    <w:nsid w:val="365A4889"/>
+    <w:multiLevelType w:val="hybridMultilevel"/>
+    <w:tmpl w:val="FC1A0902"/>
+    <w:lvl w:ilvl="0" w:tplc="0C0A0001">
+      <w:start w:val="1"/>
+      <w:numFmt w:val="bullet"/>
+      <w:lvlText w:val=""/>
+      <w:lvlJc w:val="left"/>
+      <w:pPr>
+        <w:ind w:left="720" w:hanging="360"/>
+      </w:pPr>
+      <w:rPr>
+        <w:rFonts w:ascii="Symbol" w:hAnsi="Symbol" w:hint="default"/>
+      </w:rPr>
+    </w:lvl>
+    <w:lvl w:ilvl="1" w:tplc="0C0A0003" w:tentative="1">
+      <w:start w:val="1"/>
+      <w:numFmt w:val="bullet"/>
+      <w:lvlText w:val="o"/>
+      <w:lvlJc w:val="left"/>
+      <w:pPr>
+        <w:ind w:left="1440" w:hanging="360"/>
+      </w:pPr>
+      <w:rPr>
+        <w:rFonts w:ascii="Courier New" w:hAnsi="Courier New" w:cs="Courier New" w:hint="default"/>
+      </w:rPr>
+    </w:lvl>
+    <w:lvl w:ilvl="2" w:tplc="0C0A0005" w:tentative="1">
+      <w:start w:val="1"/>
+      <w:numFmt w:val="bullet"/>
+      <w:lvlText w:val=""/>
+      <w:lvlJc w:val="left"/>
+      <w:pPr>
+        <w:ind w:left="2160" w:hanging="360"/>
+      </w:pPr>
+      <w:rPr>
+        <w:rFonts w:ascii="Wingdings" w:hAnsi="Wingdings" w:hint="default"/>
+      </w:rPr>
+    </w:lvl>
+    <w:lvl w:ilvl="3" w:tplc="0C0A0001" w:tentative="1">
+      <w:start w:val="1"/>
+      <w:numFmt w:val="bullet"/>
+      <w:lvlText w:val=""/>
+      <w:lvlJc w:val="left"/>
+      <w:pPr>
+        <w:ind w:left="2880" w:hanging="360"/>
+      </w:pPr>
+      <w:rPr>
+        <w:rFonts w:ascii="Symbol" w:hAnsi="Symbol" w:hint="default"/>
+      </w:rPr>
+    </w:lvl>
+    <w:lvl w:ilvl="4" w:tplc="0C0A0003" w:tentative="1">
+      <w:start w:val="1"/>
+      <w:numFmt w:val="bullet"/>
+      <w:lvlText w:val="o"/>
+      <w:lvlJc w:val="left"/>
+      <w:pPr>
+        <w:ind w:left="3600" w:hanging="360"/>
+      </w:pPr>
+      <w:rPr>
+        <w:rFonts w:ascii="Courier New" w:hAnsi="Courier New" w:cs="Courier New" w:hint="default"/>
+      </w:rPr>
+    </w:lvl>
+    <w:lvl w:ilvl="5" w:tplc="0C0A0005" w:tentative="1">
+      <w:start w:val="1"/>
+      <w:numFmt w:val="bullet"/>
+      <w:lvlText w:val=""/>
+      <w:lvlJc w:val="left"/>
+      <w:pPr>
+        <w:ind w:left="4320" w:hanging="360"/>
+      </w:pPr>
+      <w:rPr>
+        <w:rFonts w:ascii="Wingdings" w:hAnsi="Wingdings" w:hint="default"/>
+      </w:rPr>
+    </w:lvl>
+    <w:lvl w:ilvl="6" w:tplc="0C0A0001" w:tentative="1">
+      <w:start w:val="1"/>
+      <w:numFmt w:val="bullet"/>
+      <w:lvlText w:val=""/>
+      <w:lvlJc w:val="left"/>
+      <w:pPr>
+        <w:ind w:left="5040" w:hanging="360"/>
+      </w:pPr>
+      <w:rPr>
+        <w:rFonts w:ascii="Symbol" w:hAnsi="Symbol" w:hint="default"/>
+      </w:rPr>
+    </w:lvl>
+    <w:lvl w:ilvl="7" w:tplc="0C0A0003" w:tentative="1">
+      <w:start w:val="1"/>
+      <w:numFmt w:val="bullet"/>
+      <w:lvlText w:val="o"/>
+      <w:lvlJc w:val="left"/>
+      <w:pPr>
+        <w:ind w:left="5760" w:hanging="360"/>
+      </w:pPr>
+      <w:rPr>
+        <w:rFonts w:ascii="Courier New" w:hAnsi="Courier New" w:cs="Courier New" w:hint="default"/>
+      </w:rPr>
+    </w:lvl>
+    <w:lvl w:ilvl="8" w:tplc="0C0A0005" w:tentative="1">
+      <w:start w:val="1"/>
+      <w:numFmt w:val="bullet"/>
+      <w:lvlText w:val=""/>
+      <w:lvlJc w:val="left"/>
+      <w:pPr>
+        <w:ind w:left="6480" w:hanging="360"/>
+      </w:pPr>
+      <w:rPr>
+        <w:rFonts w:ascii="Wingdings" w:hAnsi="Wingdings" w:hint="default"/>
+      </w:rPr>
+    </w:lvl>
+  </w:abstractNum>
+  <w:abstractNum w:abstractNumId="9" w15:restartNumberingAfterBreak="0">
     <w:nsid w:val="39CE5A2B"/>
     <w:multiLevelType w:val="multilevel"/>
     <w:tmpl w:val="C76AD06C"/>
@@ -4925,7 +4888,7 @@
       </w:rPr>
     </w:lvl>
   </w:abstractNum>
-  <w:abstractNum w:abstractNumId="9" w15:restartNumberingAfterBreak="0">
+  <w:abstractNum w:abstractNumId="10" w15:restartNumberingAfterBreak="0">
     <w:nsid w:val="3B433A74"/>
     <w:multiLevelType w:val="multilevel"/>
     <w:tmpl w:val="6A42C6DA"/>
@@ -5074,7 +5037,7 @@
       </w:rPr>
     </w:lvl>
   </w:abstractNum>
-  <w:abstractNum w:abstractNumId="10" w15:restartNumberingAfterBreak="0">
+  <w:abstractNum w:abstractNumId="11" w15:restartNumberingAfterBreak="0">
     <w:nsid w:val="44A6636F"/>
     <w:multiLevelType w:val="hybridMultilevel"/>
     <w:tmpl w:val="ADDC6420"/>
@@ -5160,7 +5123,7 @@
       </w:pPr>
     </w:lvl>
   </w:abstractNum>
-  <w:abstractNum w:abstractNumId="11" w15:restartNumberingAfterBreak="0">
+  <w:abstractNum w:abstractNumId="12" w15:restartNumberingAfterBreak="0">
     <w:nsid w:val="44F47C9C"/>
     <w:multiLevelType w:val="multilevel"/>
     <w:tmpl w:val="787479AE"/>
@@ -5309,7 +5272,7 @@
       </w:rPr>
     </w:lvl>
   </w:abstractNum>
-  <w:abstractNum w:abstractNumId="12" w15:restartNumberingAfterBreak="0">
+  <w:abstractNum w:abstractNumId="13" w15:restartNumberingAfterBreak="0">
     <w:nsid w:val="5B382E73"/>
     <w:multiLevelType w:val="multilevel"/>
     <w:tmpl w:val="6C1E29CA"/>
@@ -5431,7 +5394,7 @@
       </w:pPr>
     </w:lvl>
   </w:abstractNum>
-  <w:abstractNum w:abstractNumId="13" w15:restartNumberingAfterBreak="0">
+  <w:abstractNum w:abstractNumId="14" w15:restartNumberingAfterBreak="0">
     <w:nsid w:val="5B6E5388"/>
     <w:multiLevelType w:val="multilevel"/>
     <w:tmpl w:val="8E745CAA"/>
@@ -5580,7 +5543,7 @@
       </w:rPr>
     </w:lvl>
   </w:abstractNum>
-  <w:abstractNum w:abstractNumId="14" w15:restartNumberingAfterBreak="0">
+  <w:abstractNum w:abstractNumId="15" w15:restartNumberingAfterBreak="0">
     <w:nsid w:val="63021C19"/>
     <w:multiLevelType w:val="multilevel"/>
     <w:tmpl w:val="22AEEAF8"/>
@@ -5729,7 +5692,7 @@
       </w:rPr>
     </w:lvl>
   </w:abstractNum>
-  <w:abstractNum w:abstractNumId="15" w15:restartNumberingAfterBreak="0">
+  <w:abstractNum w:abstractNumId="16" w15:restartNumberingAfterBreak="0">
     <w:nsid w:val="67A570D7"/>
     <w:multiLevelType w:val="multilevel"/>
     <w:tmpl w:val="6296A7DA"/>
@@ -5842,7 +5805,7 @@
       </w:pPr>
     </w:lvl>
   </w:abstractNum>
-  <w:abstractNum w:abstractNumId="16" w15:restartNumberingAfterBreak="0">
+  <w:abstractNum w:abstractNumId="17" w15:restartNumberingAfterBreak="0">
     <w:nsid w:val="72A04333"/>
     <w:multiLevelType w:val="multilevel"/>
     <w:tmpl w:val="B792E820"/>
@@ -5982,7 +5945,7 @@
       </w:rPr>
     </w:lvl>
   </w:abstractNum>
-  <w:abstractNum w:abstractNumId="17" w15:restartNumberingAfterBreak="0">
+  <w:abstractNum w:abstractNumId="18" w15:restartNumberingAfterBreak="0">
     <w:nsid w:val="74425153"/>
     <w:multiLevelType w:val="multilevel"/>
     <w:tmpl w:val="2500F852"/>
@@ -6131,7 +6094,7 @@
       </w:rPr>
     </w:lvl>
   </w:abstractNum>
-  <w:abstractNum w:abstractNumId="18" w15:restartNumberingAfterBreak="0">
+  <w:abstractNum w:abstractNumId="19" w15:restartNumberingAfterBreak="0">
     <w:nsid w:val="78AA66A2"/>
     <w:multiLevelType w:val="multilevel"/>
     <w:tmpl w:val="20F6FF50"/>
@@ -6281,46 +6244,46 @@
     </w:lvl>
   </w:abstractNum>
   <w:num w:numId="1">
+    <w:abstractNumId w:val="17"/>
+  </w:num>
+  <w:num w:numId="2">
     <w:abstractNumId w:val="16"/>
   </w:num>
-  <w:num w:numId="2">
-    <w:abstractNumId w:val="15"/>
-  </w:num>
   <w:num w:numId="3">
-    <w:abstractNumId w:val="12"/>
+    <w:abstractNumId w:val="13"/>
   </w:num>
   <w:num w:numId="4">
-    <w:abstractNumId w:val="10"/>
+    <w:abstractNumId w:val="11"/>
   </w:num>
   <w:num w:numId="5">
     <w:abstractNumId w:val="0"/>
   </w:num>
   <w:num w:numId="6">
-    <w:abstractNumId w:val="8"/>
+    <w:abstractNumId w:val="9"/>
   </w:num>
   <w:num w:numId="7">
     <w:abstractNumId w:val="6"/>
   </w:num>
   <w:num w:numId="8">
-    <w:abstractNumId w:val="14"/>
+    <w:abstractNumId w:val="15"/>
   </w:num>
   <w:num w:numId="9">
     <w:abstractNumId w:val="1"/>
   </w:num>
   <w:num w:numId="10">
-    <w:abstractNumId w:val="11"/>
+    <w:abstractNumId w:val="12"/>
   </w:num>
   <w:num w:numId="11">
-    <w:abstractNumId w:val="9"/>
+    <w:abstractNumId w:val="10"/>
   </w:num>
   <w:num w:numId="12">
     <w:abstractNumId w:val="2"/>
   </w:num>
   <w:num w:numId="13">
-    <w:abstractNumId w:val="18"/>
+    <w:abstractNumId w:val="19"/>
   </w:num>
   <w:num w:numId="14">
-    <w:abstractNumId w:val="17"/>
+    <w:abstractNumId w:val="18"/>
   </w:num>
   <w:num w:numId="15">
     <w:abstractNumId w:val="4"/>
@@ -6332,10 +6295,13 @@
     <w:abstractNumId w:val="3"/>
   </w:num>
   <w:num w:numId="18">
-    <w:abstractNumId w:val="13"/>
+    <w:abstractNumId w:val="14"/>
   </w:num>
   <w:num w:numId="19">
     <w:abstractNumId w:val="5"/>
+  </w:num>
+  <w:num w:numId="20">
+    <w:abstractNumId w:val="8"/>
   </w:num>
 </w:numbering>
 </file>
